--- a/docs/generated/PILOT_2026_08.en.docx
+++ b/docs/generated/PILOT_2026_08.en.docx
@@ -1274,59 +1274,260 @@
       </w:r>
     </w:p>
     <w:p>
-      <w:pPr>
-        <w:pStyle w:val="ListBullet"/>
-      </w:pPr>
       <w:r>
-        <w:t>Class A (Exact full-row duplicates): 11,089 rows</w:t>
+        <w:t>All 1,071 non-exact collisions under the current 7-column key are fully classified (source: docs/metrics/pilot_2026_08.json):</w:t>
       </w:r>
     </w:p>
+    <w:tbl>
+      <w:tblPr>
+        <w:tblStyle w:val="LightGrid-Accent1"/>
+        <w:tblW w:type="auto" w:w="0"/>
+        <w:jc w:val="center"/>
+        <w:tblLook w:firstColumn="1" w:firstRow="1" w:lastColumn="0" w:lastRow="0" w:noHBand="0" w:noVBand="1" w:val="04A0"/>
+      </w:tblPr>
+      <w:tblGrid>
+        <w:gridCol w:w="3120"/>
+        <w:gridCol w:w="3120"/>
+        <w:gridCol w:w="3120"/>
+      </w:tblGrid>
+      <w:tr>
+        <w:tc>
+          <w:tcPr>
+            <w:tcW w:type="dxa" w:w="3120"/>
+          </w:tcPr>
+          <w:p>
+            <w:r>
+              <w:rPr>
+                <w:b/>
+              </w:rPr>
+              <w:t>Class</w:t>
+            </w:r>
+          </w:p>
+        </w:tc>
+        <w:tc>
+          <w:tcPr>
+            <w:tcW w:type="dxa" w:w="3120"/>
+          </w:tcPr>
+          <w:p>
+            <w:r>
+              <w:rPr>
+                <w:b/>
+              </w:rPr>
+              <w:t>Count</w:t>
+            </w:r>
+          </w:p>
+        </w:tc>
+        <w:tc>
+          <w:tcPr>
+            <w:tcW w:type="dxa" w:w="3120"/>
+          </w:tcPr>
+          <w:p>
+            <w:r>
+              <w:rPr>
+                <w:b/>
+              </w:rPr>
+              <w:t>Cause</w:t>
+            </w:r>
+          </w:p>
+        </w:tc>
+      </w:tr>
+      <w:tr>
+        <w:tc>
+          <w:tcPr>
+            <w:tcW w:type="dxa" w:w="3120"/>
+          </w:tcPr>
+          <w:p>
+            <w:r>
+              <w:t>AWARD_BACKFILL</w:t>
+            </w:r>
+          </w:p>
+        </w:tc>
+        <w:tc>
+          <w:tcPr>
+            <w:tcW w:type="dxa" w:w="3120"/>
+          </w:tcPr>
+          <w:p>
+            <w:r>
+              <w:t>876 rows</w:t>
+            </w:r>
+          </w:p>
+        </w:tc>
+        <w:tc>
+          <w:tcPr>
+            <w:tcW w:type="dxa" w:w="3120"/>
+          </w:tcPr>
+          <w:p>
+            <w:r>
+              <w:t>Winner details (fnlSucsfCorpNm, fnlSucsfCorpBizrno, fnlSucsfAmt, etc.) filled in after bid opening event</w:t>
+            </w:r>
+          </w:p>
+        </w:tc>
+      </w:tr>
+      <w:tr>
+        <w:tc>
+          <w:tcPr>
+            <w:tcW w:type="dxa" w:w="3120"/>
+          </w:tcPr>
+          <w:p>
+            <w:r>
+              <w:t>SAME_SUBMISSION_STATUS_UPDATE</w:t>
+            </w:r>
+          </w:p>
+        </w:tc>
+        <w:tc>
+          <w:tcPr>
+            <w:tcW w:type="dxa" w:w="3120"/>
+          </w:tcPr>
+          <w:p>
+            <w:r>
+              <w:t>127 rows</w:t>
+            </w:r>
+          </w:p>
+        </w:tc>
+        <w:tc>
+          <w:tcPr>
+            <w:tcW w:type="dxa" w:w="3120"/>
+          </w:tcPr>
+          <w:p>
+            <w:r>
+              <w:t>Opening result status (opengRsltDivNm) changed or supplementary fields updated on same submission</w:t>
+            </w:r>
+          </w:p>
+        </w:tc>
+      </w:tr>
+      <w:tr>
+        <w:tc>
+          <w:tcPr>
+            <w:tcW w:type="dxa" w:w="3120"/>
+          </w:tcPr>
+          <w:p>
+            <w:r>
+              <w:t>PRICE_BACKFILL</w:t>
+            </w:r>
+          </w:p>
+        </w:tc>
+        <w:tc>
+          <w:tcPr>
+            <w:tcW w:type="dxa" w:w="3120"/>
+          </w:tcPr>
+          <w:p>
+            <w:r>
+              <w:t>68 rows</w:t>
+            </w:r>
+          </w:p>
+        </w:tc>
+        <w:tc>
+          <w:tcPr>
+            <w:tcW w:type="dxa" w:w="3120"/>
+          </w:tcPr>
+          <w:p>
+            <w:r>
+              <w:t>Reserved price (rsrvtnPrce) or base amount (bssAmt) populated after opening</w:t>
+            </w:r>
+          </w:p>
+        </w:tc>
+      </w:tr>
+      <w:tr>
+        <w:tc>
+          <w:tcPr>
+            <w:tcW w:type="dxa" w:w="3120"/>
+          </w:tcPr>
+          <w:p>
+            <w:r>
+              <w:t>DISTINCT_SUBMISSION</w:t>
+            </w:r>
+          </w:p>
+        </w:tc>
+        <w:tc>
+          <w:tcPr>
+            <w:tcW w:type="dxa" w:w="3120"/>
+          </w:tcPr>
+          <w:p>
+            <w:r>
+              <w:t>0 rows</w:t>
+            </w:r>
+          </w:p>
+        </w:tc>
+        <w:tc>
+          <w:tcPr>
+            <w:tcW w:type="dxa" w:w="3120"/>
+          </w:tcPr>
+          <w:p>
+            <w:r>
+              <w:t>✅ Lossless confirmed: no legitimate distinct bids collapsed</w:t>
+            </w:r>
+          </w:p>
+        </w:tc>
+      </w:tr>
+      <w:tr>
+        <w:tc>
+          <w:tcPr>
+            <w:tcW w:type="dxa" w:w="3120"/>
+          </w:tcPr>
+          <w:p>
+            <w:r>
+              <w:t>DISTINCT_CLASSIFICATION_OR_LOT</w:t>
+            </w:r>
+          </w:p>
+        </w:tc>
+        <w:tc>
+          <w:tcPr>
+            <w:tcW w:type="dxa" w:w="3120"/>
+          </w:tcPr>
+          <w:p>
+            <w:r>
+              <w:t>0 rows</w:t>
+            </w:r>
+          </w:p>
+        </w:tc>
+        <w:tc>
+          <w:tcPr>
+            <w:tcW w:type="dxa" w:w="3120"/>
+          </w:tcPr>
+          <w:p>
+            <w:r>
+              <w:t>✅ Lossless confirmed: no lot/classification-based rows collapsed</w:t>
+            </w:r>
+          </w:p>
+        </w:tc>
+      </w:tr>
+      <w:tr>
+        <w:tc>
+          <w:tcPr>
+            <w:tcW w:type="dxa" w:w="3120"/>
+          </w:tcPr>
+          <w:p>
+            <w:r>
+              <w:t>UNRESOLVED</w:t>
+            </w:r>
+          </w:p>
+        </w:tc>
+        <w:tc>
+          <w:tcPr>
+            <w:tcW w:type="dxa" w:w="3120"/>
+          </w:tcPr>
+          <w:p>
+            <w:r>
+              <w:t>0 rows</w:t>
+            </w:r>
+          </w:p>
+        </w:tc>
+        <w:tc>
+          <w:tcPr>
+            <w:tcW w:type="dxa" w:w="3120"/>
+          </w:tcPr>
+          <w:p>
+            <w:r>
+              <w:t>✅ No unresolved anomalies</w:t>
+            </w:r>
+          </w:p>
+        </w:tc>
+      </w:tr>
+    </w:tbl>
+    <w:p/>
     <w:p>
-      <w:pPr>
-        <w:pStyle w:val="ListBullet"/>
-      </w:pPr>
       <w:r>
-        <w:t>Class B (Same bidder later enrichment/update): 26 rows</w:t>
-      </w:r>
-    </w:p>
-    <w:p>
-      <w:pPr>
-        <w:pStyle w:val="ListBullet"/>
-      </w:pPr>
-      <w:r>
-        <w:t>Class C (Opening status change, opengRsltDivNm): 101 rows</w:t>
-      </w:r>
-    </w:p>
-    <w:p>
-      <w:pPr>
-        <w:pStyle w:val="ListBullet"/>
-      </w:pPr>
-      <w:r>
-        <w:t>Class D (Price field backfill, rsrvtnPrce/bssAmt): 68 rows</w:t>
-      </w:r>
-    </w:p>
-    <w:p>
-      <w:pPr>
-        <w:pStyle w:val="ListBullet"/>
-      </w:pPr>
-      <w:r>
-        <w:t>Class E (Final award metadata backfill, fnlSucsf...): 70 rows</w:t>
-      </w:r>
-    </w:p>
-    <w:p>
-      <w:pPr>
-        <w:pStyle w:val="ListBullet"/>
-      </w:pPr>
-      <w:r>
-        <w:t>Class F (Distinct amount/time submissions): 1,873 instances under legacy key → 1,067 distinct submissions fully preserved (0 collapsed) under the refined key.</w:t>
-      </w:r>
-    </w:p>
-    <w:p>
-      <w:pPr>
-        <w:pStyle w:val="ListBullet"/>
-      </w:pPr>
-      <w:r>
-        <w:t>Class G (Unresolved): 0 rows</w:t>
+        <w:t>The legacy 5-column key collapsed 1,067 legitimate distinct bid submissions in multi-lot tenders; the refined 7-column key fully preserves all of them.</w:t>
       </w:r>
     </w:p>
     <w:p>

--- a/docs/generated/PILOT_2026_08.en.docx
+++ b/docs/generated/PILOT_2026_08.en.docx
@@ -1824,6 +1824,11 @@
       </w:r>
     </w:p>
     <w:p>
+      <w:r>
+        <w:t>Based on empirical analysis of the preserved raw stream, items are strictly classified:</w:t>
+      </w:r>
+    </w:p>
+    <w:p>
       <w:pPr>
         <w:pStyle w:val="ListNumber"/>
       </w:pPr>
@@ -1836,7 +1841,7 @@
         <w:pStyle w:val="ListBullet"/>
       </w:pPr>
       <w:r>
-        <w:t>Consecutive identical raw lines: 7,901 (unbid/failed tender notices across daily boundaries).</w:t>
+        <w:t>Immediately Consecutive Identical Raw Lines: 7,901 rows (associated with failed/unbid tender notices spanning daily collection boundaries).</w:t>
       </w:r>
     </w:p>
     <w:p>
@@ -1844,7 +1849,7 @@
         <w:pStyle w:val="ListBullet"/>
       </w:pPr>
       <w:r>
-        <w:t>Adjacent page boundary duplicates: 0 rows.</w:t>
+        <w:t>Raw Row Count vs. Manifest Accounting: 100.0% match (2,268,948 raw rows exactly match 2,268,948 manifest rows).</w:t>
       </w:r>
     </w:p>
     <w:p>
@@ -1852,7 +1857,15 @@
         <w:pStyle w:val="ListBullet"/>
       </w:pPr>
       <w:r>
-        <w:t>Raw row counts vs manifest expected: 100.0% match.</w:t>
+        <w:t>Event Date Boundary Scope Enforcement: All records strictly verified within 2026-08-01 to 2026-08-31.</w:t>
+      </w:r>
+    </w:p>
+    <w:p>
+      <w:pPr>
+        <w:pStyle w:val="ListNumber"/>
+      </w:pPr>
+      <w:r>
+        <w:t>Not Retroactively Verifiable from Raw Streams:</w:t>
       </w:r>
     </w:p>
     <w:p>
@@ -1860,7 +1873,39 @@
         <w:pStyle w:val="ListBullet"/>
       </w:pPr>
       <w:r>
-        <w:t>Event timestamp chronological monotonicity preserved.</w:t>
+        <w:t>True Adjacent Page Overlap: Page index boundaries were not recorded as stream delimiters.</w:t>
+      </w:r>
+    </w:p>
+    <w:p>
+      <w:pPr>
+        <w:pStyle w:val="ListBullet"/>
+      </w:pPr>
+      <w:r>
+        <w:t>Per-Page SHA-256 Hash Repetition: Page boundary fingerprints were not stored in the raw stream.</w:t>
+      </w:r>
+    </w:p>
+    <w:p>
+      <w:pPr>
+        <w:pStyle w:val="ListBullet"/>
+      </w:pPr>
+      <w:r>
+        <w:t>First/Last Record Fingerprint Collisions: Per-page boundary records were not captured separately.</w:t>
+      </w:r>
+    </w:p>
+    <w:p>
+      <w:pPr>
+        <w:pStyle w:val="ListBullet"/>
+      </w:pPr>
+      <w:r>
+        <w:t>Upstream API totalCount Midstream Drift: Envelope-level counts were not preserved per row.</w:t>
+      </w:r>
+    </w:p>
+    <w:p>
+      <w:pPr>
+        <w:pStyle w:val="ListBullet"/>
+      </w:pPr>
+      <w:r>
+        <w:t>Page Number Loops: Midstream pagination loop states were not logged.</w:t>
       </w:r>
     </w:p>
     <w:p>
@@ -1868,7 +1913,7 @@
         <w:pStyle w:val="ListNumber"/>
       </w:pPr>
       <w:r>
-        <w:t>Not Retroactively Verifiable:</w:t>
+        <w:t>Observability Enhancements for Future Collections:</w:t>
       </w:r>
     </w:p>
     <w:p>
@@ -1876,31 +1921,7 @@
         <w:pStyle w:val="ListBullet"/>
       </w:pPr>
       <w:r>
-        <w:t>Per-page SHA-256 fingerprints (not recorded in raw stream).</w:t>
-      </w:r>
-    </w:p>
-    <w:p>
-      <w:pPr>
-        <w:pStyle w:val="ListBullet"/>
-      </w:pPr>
-      <w:r>
-        <w:t>API header totalCount midstream drift (not captured per row).</w:t>
-      </w:r>
-    </w:p>
-    <w:p>
-      <w:pPr>
-        <w:pStyle w:val="ListNumber"/>
-      </w:pPr>
-      <w:r>
-        <w:t>Observability Enhancements:</w:t>
-      </w:r>
-    </w:p>
-    <w:p>
-      <w:pPr>
-        <w:pStyle w:val="ListBullet"/>
-      </w:pPr>
-      <w:r>
-        <w:t>Future collection passes will incorporate page hooks capturing page number, reported count, and boundary fingerprints.</w:t>
+        <w:t>The collection engine (Collector) now incorporates verifiable page receipt hooks (generate_page_receipt), recording run_id, attempt_id, page SHA-256 hashes, totalCount snapshots, and boundary record fingerprints to data/logs/page_receipts/.</w:t>
       </w:r>
     </w:p>
     <w:p>
@@ -1916,7 +1937,7 @@
         <w:pStyle w:val="ListBullet"/>
       </w:pPr>
       <w:r>
-        <w:t>Raw Gzip Storage (data/raw/*.jsonl.gz): 125.24 MB (131,322,271 bytes)</w:t>
+        <w:t>Raw Gzip Compressed (data/raw/*.jsonl.gz): 131,322,271 bytes (125.24 MiB / 131.32 MB)</w:t>
       </w:r>
     </w:p>
     <w:p>
@@ -1924,7 +1945,7 @@
         <w:pStyle w:val="ListBullet"/>
       </w:pPr>
       <w:r>
-        <w:t>Processed Parquet (data/processed/*.parquet): 141.29 MB (148,156,166 bytes)</w:t>
+        <w:t>Normalized Parquet (data/processed/*.parquet): 148,156,166 bytes (141.29 MiB / 148.16 MB)</w:t>
       </w:r>
     </w:p>
     <w:p>
@@ -1932,7 +1953,15 @@
         <w:pStyle w:val="ListBullet"/>
       </w:pPr>
       <w:r>
-        <w:t>Compression Efficiency: ~20:1 compression ratio relative to uncompressed JSON (~2.8 GB).</w:t>
+        <w:t>Capacity Measurement Standards: Exact bytes serve as the canonical source of truth. Binary mebibytes (MiB, 2^{20 bytes) and decimal megabytes (MB, 10^6 bytes) are explicitly distinguished and never conflated.</w:t>
+      </w:r>
+    </w:p>
+    <w:p>
+      <w:pPr>
+        <w:pStyle w:val="ListBullet"/>
+      </w:pPr>
+      <w:r>
+        <w:t>Storage Efficiency: ~2.8 GB of uncompressed raw JSON across 2.26 million records is efficiently stored in columnar Parquet format (Zstandard compression).</w:t>
       </w:r>
     </w:p>
     <w:sectPr>

--- a/docs/generated/PILOT_2026_08.en.docx
+++ b/docs/generated/PILOT_2026_08.en.docx
@@ -1964,6 +1964,825 @@
         <w:t>Storage Efficiency: ~2.8 GB of uncompressed raw JSON across 2.26 million records is efficiently stored in columnar Parquet format (Zstandard compression).</w:t>
       </w:r>
     </w:p>
+    <w:p>
+      <w:pPr>
+        <w:pStyle w:val="Heading1"/>
+      </w:pPr>
+      <w:r>
+        <w:t>8. Curated Relational Tables Construction and Validation</w:t>
+      </w:r>
+    </w:p>
+    <w:p>
+      <w:r>
+        <w:t>From the August 2026 pilot dataset, a normalized relational model consisting of 7 physical curated tables (CURATED_SCHEMA_VERSION = "1.0.0") was successfully generated in data/processed/curated/2026_08/ with Zstandard compression.</w:t>
+      </w:r>
+    </w:p>
+    <w:p>
+      <w:pPr>
+        <w:pStyle w:val="Heading2"/>
+      </w:pPr>
+      <w:r>
+        <w:t>8.1 Curated Table Dimensions and Key Specifications</w:t>
+      </w:r>
+    </w:p>
+    <w:tbl>
+      <w:tblPr>
+        <w:tblStyle w:val="LightGrid-Accent1"/>
+        <w:tblW w:type="auto" w:w="0"/>
+        <w:jc w:val="center"/>
+        <w:tblLook w:firstColumn="1" w:firstRow="1" w:lastColumn="0" w:lastRow="0" w:noHBand="0" w:noVBand="1" w:val="04A0"/>
+      </w:tblPr>
+      <w:tblGrid>
+        <w:gridCol w:w="1560"/>
+        <w:gridCol w:w="1560"/>
+        <w:gridCol w:w="1560"/>
+        <w:gridCol w:w="1560"/>
+        <w:gridCol w:w="1560"/>
+        <w:gridCol w:w="1560"/>
+      </w:tblGrid>
+      <w:tr>
+        <w:tc>
+          <w:tcPr>
+            <w:tcW w:type="dxa" w:w="1560"/>
+          </w:tcPr>
+          <w:p>
+            <w:r>
+              <w:rPr>
+                <w:b/>
+              </w:rPr>
+              <w:t>Table File</w:t>
+            </w:r>
+          </w:p>
+        </w:tc>
+        <w:tc>
+          <w:tcPr>
+            <w:tcW w:type="dxa" w:w="1560"/>
+          </w:tcPr>
+          <w:p>
+            <w:r>
+              <w:rPr>
+                <w:b/>
+              </w:rPr>
+              <w:t>Row Count</w:t>
+            </w:r>
+          </w:p>
+        </w:tc>
+        <w:tc>
+          <w:tcPr>
+            <w:tcW w:type="dxa" w:w="1560"/>
+          </w:tcPr>
+          <w:p>
+            <w:r>
+              <w:rPr>
+                <w:b/>
+              </w:rPr>
+              <w:t>Physical Primary Key</w:t>
+            </w:r>
+          </w:p>
+        </w:tc>
+        <w:tc>
+          <w:tcPr>
+            <w:tcW w:type="dxa" w:w="1560"/>
+          </w:tcPr>
+          <w:p>
+            <w:r>
+              <w:rPr>
+                <w:b/>
+              </w:rPr>
+              <w:t>Columns</w:t>
+            </w:r>
+          </w:p>
+        </w:tc>
+        <w:tc>
+          <w:tcPr>
+            <w:tcW w:type="dxa" w:w="1560"/>
+          </w:tcPr>
+          <w:p>
+            <w:r>
+              <w:rPr>
+                <w:b/>
+              </w:rPr>
+              <w:t>Compressed Size (Bytes / MiB)</w:t>
+            </w:r>
+          </w:p>
+        </w:tc>
+        <w:tc>
+          <w:tcPr>
+            <w:tcW w:type="dxa" w:w="1560"/>
+          </w:tcPr>
+          <w:p>
+            <w:r>
+              <w:rPr>
+                <w:b/>
+              </w:rPr>
+              <w:t>Business Grain &amp; Role</w:t>
+            </w:r>
+          </w:p>
+        </w:tc>
+      </w:tr>
+      <w:tr>
+        <w:tc>
+          <w:tcPr>
+            <w:tcW w:type="dxa" w:w="1560"/>
+          </w:tcPr>
+          <w:p>
+            <w:r>
+              <w:t>01_tenders.parquet</w:t>
+            </w:r>
+          </w:p>
+        </w:tc>
+        <w:tc>
+          <w:tcPr>
+            <w:tcW w:type="dxa" w:w="1560"/>
+          </w:tcPr>
+          <w:p>
+            <w:r>
+              <w:t>32,895</w:t>
+            </w:r>
+          </w:p>
+        </w:tc>
+        <w:tc>
+          <w:tcPr>
+            <w:tcW w:type="dxa" w:w="1560"/>
+          </w:tcPr>
+          <w:p>
+            <w:r>
+              <w:t>(bid_notice_no, bid_notice_round)</w:t>
+            </w:r>
+          </w:p>
+        </w:tc>
+        <w:tc>
+          <w:tcPr>
+            <w:tcW w:type="dxa" w:w="1560"/>
+          </w:tcPr>
+          <w:p>
+            <w:r>
+              <w:t>32</w:t>
+            </w:r>
+          </w:p>
+        </w:tc>
+        <w:tc>
+          <w:tcPr>
+            <w:tcW w:type="dxa" w:w="1560"/>
+          </w:tcPr>
+          <w:p>
+            <w:r>
+              <w:t>2,084,037 B (1.99 MiB)</w:t>
+            </w:r>
+          </w:p>
+        </w:tc>
+        <w:tc>
+          <w:tcPr>
+            <w:tcW w:type="dxa" w:w="1560"/>
+          </w:tcPr>
+          <w:p>
+            <w:r>
+              <w:t>Single tender notice master (100% unique)</w:t>
+            </w:r>
+          </w:p>
+        </w:tc>
+      </w:tr>
+      <w:tr>
+        <w:tc>
+          <w:tcPr>
+            <w:tcW w:type="dxa" w:w="1560"/>
+          </w:tcPr>
+          <w:p>
+            <w:r>
+              <w:t>02_bidder_submissions.parquet</w:t>
+            </w:r>
+          </w:p>
+        </w:tc>
+        <w:tc>
+          <w:tcPr>
+            <w:tcW w:type="dxa" w:w="1560"/>
+          </w:tcPr>
+          <w:p>
+            <w:r>
+              <w:t>2,107,948</w:t>
+            </w:r>
+          </w:p>
+        </w:tc>
+        <w:tc>
+          <w:tcPr>
+            <w:tcW w:type="dxa" w:w="1560"/>
+          </w:tcPr>
+          <w:p>
+            <w:r>
+              <w:t>bid_submission_id (BID_&lt;32 hex&gt;)</w:t>
+            </w:r>
+          </w:p>
+        </w:tc>
+        <w:tc>
+          <w:tcPr>
+            <w:tcW w:type="dxa" w:w="1560"/>
+          </w:tcPr>
+          <w:p>
+            <w:r>
+              <w:t>29</w:t>
+            </w:r>
+          </w:p>
+        </w:tc>
+        <w:tc>
+          <w:tcPr>
+            <w:tcW w:type="dxa" w:w="1560"/>
+          </w:tcPr>
+          <w:p>
+            <w:r>
+              <w:t>100,861,029 B (96.19 MiB)</w:t>
+            </w:r>
+          </w:p>
+        </w:tc>
+        <w:tc>
+          <w:tcPr>
+            <w:tcW w:type="dxa" w:w="1560"/>
+          </w:tcPr>
+          <w:p>
+            <w:r>
+              <w:t>Individual bidder submission records (7-col lossless grain preserved)</w:t>
+            </w:r>
+          </w:p>
+        </w:tc>
+      </w:tr>
+      <w:tr>
+        <w:tc>
+          <w:tcPr>
+            <w:tcW w:type="dxa" w:w="1560"/>
+          </w:tcPr>
+          <w:p>
+            <w:r>
+              <w:t>03_award_outcomes.parquet</w:t>
+            </w:r>
+          </w:p>
+        </w:tc>
+        <w:tc>
+          <w:tcPr>
+            <w:tcW w:type="dxa" w:w="1560"/>
+          </w:tcPr>
+          <w:p>
+            <w:r>
+              <w:t>17,315</w:t>
+            </w:r>
+          </w:p>
+        </w:tc>
+        <w:tc>
+          <w:tcPr>
+            <w:tcW w:type="dxa" w:w="1560"/>
+          </w:tcPr>
+          <w:p>
+            <w:r>
+              <w:t>award_outcome_id (AWD_&lt;32 hex&gt;)</w:t>
+            </w:r>
+          </w:p>
+        </w:tc>
+        <w:tc>
+          <w:tcPr>
+            <w:tcW w:type="dxa" w:w="1560"/>
+          </w:tcPr>
+          <w:p>
+            <w:r>
+              <w:t>26</w:t>
+            </w:r>
+          </w:p>
+        </w:tc>
+        <w:tc>
+          <w:tcPr>
+            <w:tcW w:type="dxa" w:w="1560"/>
+          </w:tcPr>
+          <w:p>
+            <w:r>
+              <w:t>2,102,572 B (2.01 MiB)</w:t>
+            </w:r>
+          </w:p>
+        </w:tc>
+        <w:tc>
+          <w:tcPr>
+            <w:tcW w:type="dxa" w:w="1560"/>
+          </w:tcPr>
+          <w:p>
+            <w:r>
+              <w:t>Final award outcomes (all selected winners)</w:t>
+            </w:r>
+          </w:p>
+        </w:tc>
+      </w:tr>
+      <w:tr>
+        <w:tc>
+          <w:tcPr>
+            <w:tcW w:type="dxa" w:w="1560"/>
+          </w:tcPr>
+          <w:p>
+            <w:r>
+              <w:t>04_contracts.parquet</w:t>
+            </w:r>
+          </w:p>
+        </w:tc>
+        <w:tc>
+          <w:tcPr>
+            <w:tcW w:type="dxa" w:w="1560"/>
+          </w:tcPr>
+          <w:p>
+            <w:r>
+              <w:t>115,945</w:t>
+            </w:r>
+          </w:p>
+        </w:tc>
+        <w:tc>
+          <w:tcPr>
+            <w:tcW w:type="dxa" w:w="1560"/>
+          </w:tcPr>
+          <w:p>
+            <w:r>
+              <w:t>unified_contract_no</w:t>
+            </w:r>
+          </w:p>
+        </w:tc>
+        <w:tc>
+          <w:tcPr>
+            <w:tcW w:type="dxa" w:w="1560"/>
+          </w:tcPr>
+          <w:p>
+            <w:r>
+              <w:t>25</w:t>
+            </w:r>
+          </w:p>
+        </w:tc>
+        <w:tc>
+          <w:tcPr>
+            <w:tcW w:type="dxa" w:w="1560"/>
+          </w:tcPr>
+          <w:p>
+            <w:r>
+              <w:t>10,702,406 B (10.21 MiB)</w:t>
+            </w:r>
+          </w:p>
+        </w:tc>
+        <w:tc>
+          <w:tcPr>
+            <w:tcW w:type="dxa" w:w="1560"/>
+          </w:tcPr>
+          <w:p>
+            <w:r>
+              <w:t>Unified government contract master (100% unique)</w:t>
+            </w:r>
+          </w:p>
+        </w:tc>
+      </w:tr>
+      <w:tr>
+        <w:tc>
+          <w:tcPr>
+            <w:tcW w:type="dxa" w:w="1560"/>
+          </w:tcPr>
+          <w:p>
+            <w:r>
+              <w:t>05_suppliers.parquet</w:t>
+            </w:r>
+          </w:p>
+        </w:tc>
+        <w:tc>
+          <w:tcPr>
+            <w:tcW w:type="dxa" w:w="1560"/>
+          </w:tcPr>
+          <w:p>
+            <w:r>
+              <w:t>143,842</w:t>
+            </w:r>
+          </w:p>
+        </w:tc>
+        <w:tc>
+          <w:tcPr>
+            <w:tcW w:type="dxa" w:w="1560"/>
+          </w:tcPr>
+          <w:p>
+            <w:r>
+              <w:t>supplier_id (SUP_&lt;32 hex&gt;)</w:t>
+            </w:r>
+          </w:p>
+        </w:tc>
+        <w:tc>
+          <w:tcPr>
+            <w:tcW w:type="dxa" w:w="1560"/>
+          </w:tcPr>
+          <w:p>
+            <w:r>
+              <w:t>10</w:t>
+            </w:r>
+          </w:p>
+        </w:tc>
+        <w:tc>
+          <w:tcPr>
+            <w:tcW w:type="dxa" w:w="1560"/>
+          </w:tcPr>
+          <w:p>
+            <w:r>
+              <w:t>4,572,613 B (4.36 MiB)</w:t>
+            </w:r>
+          </w:p>
+        </w:tc>
+        <w:tc>
+          <w:tcPr>
+            <w:tcW w:type="dxa" w:w="1560"/>
+          </w:tcPr>
+          <w:p>
+            <w:r>
+              <w:t>Supplier dimension (including masked_biz_no)</w:t>
+            </w:r>
+          </w:p>
+        </w:tc>
+      </w:tr>
+      <w:tr>
+        <w:tc>
+          <w:tcPr>
+            <w:tcW w:type="dxa" w:w="1560"/>
+          </w:tcPr>
+          <w:p>
+            <w:r>
+              <w:t>06_agencies.parquet</w:t>
+            </w:r>
+          </w:p>
+        </w:tc>
+        <w:tc>
+          <w:tcPr>
+            <w:tcW w:type="dxa" w:w="1560"/>
+          </w:tcPr>
+          <w:p>
+            <w:r>
+              <w:t>14,091</w:t>
+            </w:r>
+          </w:p>
+        </w:tc>
+        <w:tc>
+          <w:tcPr>
+            <w:tcW w:type="dxa" w:w="1560"/>
+          </w:tcPr>
+          <w:p>
+            <w:r>
+              <w:t>agency_code</w:t>
+            </w:r>
+          </w:p>
+        </w:tc>
+        <w:tc>
+          <w:tcPr>
+            <w:tcW w:type="dxa" w:w="1560"/>
+          </w:tcPr>
+          <w:p>
+            <w:r>
+              <w:t>7</w:t>
+            </w:r>
+          </w:p>
+        </w:tc>
+        <w:tc>
+          <w:tcPr>
+            <w:tcW w:type="dxa" w:w="1560"/>
+          </w:tcPr>
+          <w:p>
+            <w:r>
+              <w:t>224,823 B (0.21 MiB)</w:t>
+            </w:r>
+          </w:p>
+        </w:tc>
+        <w:tc>
+          <w:tcPr>
+            <w:tcW w:type="dxa" w:w="1560"/>
+          </w:tcPr>
+          <w:p>
+            <w:r>
+              <w:t>Contracting &amp; demanding agency 7-digit dimension</w:t>
+            </w:r>
+          </w:p>
+        </w:tc>
+      </w:tr>
+      <w:tr>
+        <w:tc>
+          <w:tcPr>
+            <w:tcW w:type="dxa" w:w="1560"/>
+          </w:tcPr>
+          <w:p>
+            <w:r>
+              <w:t>07_tender_contract_bridge.parquet</w:t>
+            </w:r>
+          </w:p>
+        </w:tc>
+        <w:tc>
+          <w:tcPr>
+            <w:tcW w:type="dxa" w:w="1560"/>
+          </w:tcPr>
+          <w:p>
+            <w:r>
+              <w:t>40,677</w:t>
+            </w:r>
+          </w:p>
+        </w:tc>
+        <w:tc>
+          <w:tcPr>
+            <w:tcW w:type="dxa" w:w="1560"/>
+          </w:tcPr>
+          <w:p>
+            <w:r>
+              <w:t>unified_contract_no</w:t>
+            </w:r>
+          </w:p>
+        </w:tc>
+        <w:tc>
+          <w:tcPr>
+            <w:tcW w:type="dxa" w:w="1560"/>
+          </w:tcPr>
+          <w:p>
+            <w:r>
+              <w:t>7</w:t>
+            </w:r>
+          </w:p>
+        </w:tc>
+        <w:tc>
+          <w:tcPr>
+            <w:tcW w:type="dxa" w:w="1560"/>
+          </w:tcPr>
+          <w:p>
+            <w:r>
+              <w:t>743,635 B (0.71 MiB)</w:t>
+            </w:r>
+          </w:p>
+        </w:tc>
+        <w:tc>
+          <w:tcPr>
+            <w:tcW w:type="dxa" w:w="1560"/>
+          </w:tcPr>
+          <w:p>
+            <w:r>
+              <w:t>Tender-to-contract mapping bridge (linked contracts only)</w:t>
+            </w:r>
+          </w:p>
+        </w:tc>
+      </w:tr>
+      <w:tr>
+        <w:tc>
+          <w:tcPr>
+            <w:tcW w:type="dxa" w:w="1560"/>
+          </w:tcPr>
+          <w:p>
+            <w:r>
+              <w:t>Total Curated</w:t>
+            </w:r>
+          </w:p>
+        </w:tc>
+        <w:tc>
+          <w:tcPr>
+            <w:tcW w:type="dxa" w:w="1560"/>
+          </w:tcPr>
+          <w:p>
+            <w:r>
+              <w:t>2,472,713</w:t>
+            </w:r>
+          </w:p>
+        </w:tc>
+        <w:tc>
+          <w:tcPr>
+            <w:tcW w:type="dxa" w:w="1560"/>
+          </w:tcPr>
+          <w:p>
+            <w:r>
+              <w:t>-</w:t>
+            </w:r>
+          </w:p>
+        </w:tc>
+        <w:tc>
+          <w:tcPr>
+            <w:tcW w:type="dxa" w:w="1560"/>
+          </w:tcPr>
+          <w:p>
+            <w:r>
+              <w:t>-</w:t>
+            </w:r>
+          </w:p>
+        </w:tc>
+        <w:tc>
+          <w:tcPr>
+            <w:tcW w:type="dxa" w:w="1560"/>
+          </w:tcPr>
+          <w:p>
+            <w:r>
+              <w:t>121,291,115 B (115.67 MiB)</w:t>
+            </w:r>
+          </w:p>
+        </w:tc>
+        <w:tc>
+          <w:tcPr>
+            <w:tcW w:type="dxa" w:w="1560"/>
+          </w:tcPr>
+          <w:p>
+            <w:r>
+              <w:t>All 7 tables passed full integrity gates</w:t>
+            </w:r>
+          </w:p>
+        </w:tc>
+      </w:tr>
+    </w:tbl>
+    <w:p/>
+    <w:p>
+      <w:pPr>
+        <w:pStyle w:val="Heading2"/>
+      </w:pPr>
+      <w:r>
+        <w:t>8.2 Mathematical Reconciliation Gates</w:t>
+      </w:r>
+    </w:p>
+    <w:p>
+      <w:pPr>
+        <w:pStyle w:val="ListBullet"/>
+      </w:pPr>
+      <w:r>
+        <w:t>Tender Count Match: len(tenders) == 32,895 (Pass)</w:t>
+      </w:r>
+    </w:p>
+    <w:p>
+      <w:pPr>
+        <w:pStyle w:val="ListBullet"/>
+      </w:pPr>
+      <w:r>
+        <w:t>Bidder Submissions Count Match: len(bidder_submissions) == 2,107,948 (Pass)</w:t>
+      </w:r>
+    </w:p>
+    <w:p>
+      <w:pPr>
+        <w:pStyle w:val="ListBullet"/>
+      </w:pPr>
+      <w:r>
+        <w:t>Award Outcomes Count Match: len(award_outcomes) == 17,315 (Pass)</w:t>
+      </w:r>
+    </w:p>
+    <w:p>
+      <w:pPr>
+        <w:pStyle w:val="ListBullet"/>
+      </w:pPr>
+      <w:r>
+        <w:t>Contracts Count Match: len(contracts) == 115,945 (Pass)</w:t>
+      </w:r>
+    </w:p>
+    <w:p>
+      <w:pPr>
+        <w:pStyle w:val="ListBullet"/>
+      </w:pPr>
+      <w:r>
+        <w:t>Linked Contracts Bridge Match: len(tender_contract_bridge) == 40,677 (Pass)</w:t>
+      </w:r>
+    </w:p>
+    <w:p>
+      <w:pPr>
+        <w:pStyle w:val="ListBullet"/>
+      </w:pPr>
+      <w:r>
+        <w:t>Unlinked Contracts Preservation: len(contracts) - len(bridge) == 75,268 (Pass)</w:t>
+      </w:r>
+    </w:p>
+    <w:p>
+      <w:pPr>
+        <w:pStyle w:val="ListBullet"/>
+      </w:pPr>
+      <w:r>
+        <w:t>Unique Suppliers Count Match: len(suppliers) == 143,842 (Pass)</w:t>
+      </w:r>
+    </w:p>
+    <w:p>
+      <w:pPr>
+        <w:pStyle w:val="ListBullet"/>
+      </w:pPr>
+      <w:r>
+        <w:t>Unique Agencies Count Match: len(agencies) == 14,091 (Pass)</w:t>
+      </w:r>
+    </w:p>
+    <w:p>
+      <w:pPr>
+        <w:pStyle w:val="ListBullet"/>
+      </w:pPr>
+      <w:r>
+        <w:t>All Primary Keys Unique and Non-Null: Zero nulls and zero duplicates verified across all 7 tables (all_reconciliation_gates_passed: true).</w:t>
+      </w:r>
+    </w:p>
+    <w:p>
+      <w:pPr>
+        <w:pStyle w:val="Heading2"/>
+      </w:pPr>
+      <w:r>
+        <w:t>8.3 Award Amount Null Forensics (24 Cases) &amp; Imputation Policy</w:t>
+      </w:r>
+    </w:p>
+    <w:p>
+      <w:pPr>
+        <w:pStyle w:val="ListBullet"/>
+      </w:pPr>
+      <w:r>
+        <w:t>Observation: Exactly 24 rows out of 17,315 winners (0.14%) have NULL award_amount_krw.</w:t>
+      </w:r>
+    </w:p>
+    <w:p>
+      <w:pPr>
+        <w:pStyle w:val="ListBullet"/>
+      </w:pPr>
+      <w:r>
+        <w:t>Forensic Breakdown:</w:t>
+      </w:r>
+    </w:p>
+    <w:p>
+      <w:pPr>
+        <w:pStyle w:val="ListBullet"/>
+      </w:pPr>
+      <w:r>
+        <w:t>Rank distribution: Rank 1 (23 rows), Rank 19 (1 row).</w:t>
+      </w:r>
+    </w:p>
+    <w:p>
+      <w:pPr>
+        <w:pStyle w:val="ListBullet"/>
+      </w:pPr>
+      <w:r>
+        <w:t>Award method: Qualification review (qualification_review, 21 rows), lowest price (1 row), small-sum private contract (1 row), other (1 row).</w:t>
+      </w:r>
+    </w:p>
+    <w:p>
+      <w:pPr>
+        <w:pStyle w:val="ListBullet"/>
+      </w:pPr>
+      <w:r>
+        <w:t>Cause: In the raw opening snapshot, post-opening qualification review scoring or administrative adjudication was still underway, leaving the final contract award amount unfinalized in this feed.</w:t>
+      </w:r>
+    </w:p>
+    <w:p>
+      <w:pPr>
+        <w:pStyle w:val="ListBullet"/>
+      </w:pPr>
+      <w:r>
+        <w:t>Imputation Policy (DO NOT IMPUTE): These 24 values are strictly preserved as NULL without synthetic imputation. The surrogate key award_outcome_id (AWD_&lt;32 hex&gt;) guarantees complete uniqueness across all rows regardless of amount nullability.</w:t>
+      </w:r>
+    </w:p>
+    <w:p>
+      <w:pPr>
+        <w:pStyle w:val="Heading2"/>
+      </w:pPr>
+      <w:r>
+        <w:t>8.4 Temporal Foreign Key Tracking (tender_in_scope)</w:t>
+      </w:r>
+    </w:p>
+    <w:p>
+      <w:r>
+        <w:t>Due to monthly boundary effects, some submissions opened or contracts executed in August reference tenders issued in July or earlier:</w:t>
+      </w:r>
+    </w:p>
+    <w:p>
+      <w:pPr>
+        <w:pStyle w:val="ListBullet"/>
+      </w:pPr>
+      <w:r>
+        <w:t>bidder_submissions: August notice linked 1,569,500 rows (74.46%), prior notice linked 538,448 rows (25.54%)</w:t>
+      </w:r>
+    </w:p>
+    <w:p>
+      <w:pPr>
+        <w:pStyle w:val="ListBullet"/>
+      </w:pPr>
+      <w:r>
+        <w:t>award_outcomes: August notice linked 12,918 rows (74.61%), prior notice linked 4,397 rows (25.39%)</w:t>
+      </w:r>
+    </w:p>
+    <w:p>
+      <w:pPr>
+        <w:pStyle w:val="ListBullet"/>
+      </w:pPr>
+      <w:r>
+        <w:t>tender_contract_bridge: August notice linked 9,138 rows (22.46%), prior notice linked 31,539 rows (77.54%)</w:t>
+      </w:r>
+    </w:p>
+    <w:p>
+      <w:pPr>
+        <w:pStyle w:val="ListBullet"/>
+      </w:pPr>
+      <w:r>
+        <w:t>The tender_in_scope: bool flag explicitly tracks temporal membership, ensuring join safety for intra-month studies while preserving complete longitudinal integrity.</w:t>
+      </w:r>
+    </w:p>
+    <w:p>
+      <w:pPr>
+        <w:pStyle w:val="Heading2"/>
+      </w:pPr>
+      <w:r>
+        <w:t>8.5 Privacy and Pseudonymization (Zero PII Guarantee)</w:t>
+      </w:r>
+    </w:p>
+    <w:p>
+      <w:pPr>
+        <w:pStyle w:val="ListBullet"/>
+      </w:pPr>
+      <w:r>
+        <w:t>Raw 10-digit business registration numbers (bidprcCorpBizrno, fnlSucsfCorpBizrno, rprsntCorpBizrno), representative/CEO names, telephone numbers, email addresses, and detailed street addresses have been completely purged from all 7 curated tables.</w:t>
+      </w:r>
+    </w:p>
+    <w:p>
+      <w:pPr>
+        <w:pStyle w:val="ListBullet"/>
+      </w:pPr>
+      <w:r>
+        <w:t>Supplier identities are preserved via HMAC-SHA256 pseudonymized supplier_id (SUP_&lt;32 hex&gt;) and masked registration numbers (123-45-*).</w:t>
+      </w:r>
+    </w:p>
     <w:sectPr>
       <w:pgSz w:w="12240" w:h="15840"/>
       <w:pgMar w:top="1440" w:right="1440" w:bottom="1440" w:left="1440" w:header="720" w:footer="720" w:gutter="0"/>

--- a/docs/generated/PILOT_2026_08.en.docx
+++ b/docs/generated/PILOT_2026_08.en.docx
@@ -1974,7 +1974,7 @@
     </w:p>
     <w:p>
       <w:r>
-        <w:t>From the August 2026 pilot dataset, a normalized relational model consisting of 7 physical curated tables (CURATED_SCHEMA_VERSION = "1.0.0") was successfully generated in data/processed/curated/2026_08/ with Zstandard compression.</w:t>
+        <w:t>From the August 2026 pilot dataset, a normalized relational model consisting of 7 physical curated tables (CURATED_SCHEMA_VERSION = "1.1.0") was successfully generated in data/processed/curated/2026_08/ with Zstandard compression.</w:t>
       </w:r>
     </w:p>
     <w:p>
@@ -2062,7 +2062,7 @@
               <w:rPr>
                 <w:b/>
               </w:rPr>
-              <w:t>Compressed Size (Bytes / MiB)</w:t>
+              <w:t>Compressed Size</w:t>
             </w:r>
           </w:p>
         </w:tc>
@@ -2127,7 +2127,7 @@
           </w:tcPr>
           <w:p>
             <w:r>
-              <w:t>2,084,037 B (1.99 MiB)</w:t>
+              <w:t>~2.0 MiB</w:t>
             </w:r>
           </w:p>
         </w:tc>
@@ -2189,7 +2189,7 @@
           </w:tcPr>
           <w:p>
             <w:r>
-              <w:t>100,861,029 B (96.19 MiB)</w:t>
+              <w:t>~96 MiB</w:t>
             </w:r>
           </w:p>
         </w:tc>
@@ -2199,7 +2199,7 @@
           </w:tcPr>
           <w:p>
             <w:r>
-              <w:t>Individual bidder submission records (7-col lossless grain preserved)</w:t>
+              <w:t>Individual bidder submission records (canonical JSON surrogate)</w:t>
             </w:r>
           </w:p>
         </w:tc>
@@ -2251,7 +2251,7 @@
           </w:tcPr>
           <w:p>
             <w:r>
-              <w:t>2,102,572 B (2.01 MiB)</w:t>
+              <w:t>~2.0 MiB</w:t>
             </w:r>
           </w:p>
         </w:tc>
@@ -2313,7 +2313,7 @@
           </w:tcPr>
           <w:p>
             <w:r>
-              <w:t>10,702,406 B (10.21 MiB)</w:t>
+              <w:t>~10.2 MiB</w:t>
             </w:r>
           </w:p>
         </w:tc>
@@ -2365,7 +2365,7 @@
           </w:tcPr>
           <w:p>
             <w:r>
-              <w:t>10</w:t>
+              <w:t>9</w:t>
             </w:r>
           </w:p>
         </w:tc>
@@ -2375,7 +2375,7 @@
           </w:tcPr>
           <w:p>
             <w:r>
-              <w:t>4,572,613 B (4.36 MiB)</w:t>
+              <w:t>~4.3 MiB</w:t>
             </w:r>
           </w:p>
         </w:tc>
@@ -2385,7 +2385,7 @@
           </w:tcPr>
           <w:p>
             <w:r>
-              <w:t>Supplier dimension (including masked_biz_no)</w:t>
+              <w:t>Supplier dimension (public identity = supplier_id only)</w:t>
             </w:r>
           </w:p>
         </w:tc>
@@ -2437,7 +2437,7 @@
           </w:tcPr>
           <w:p>
             <w:r>
-              <w:t>224,823 B (0.21 MiB)</w:t>
+              <w:t>~0.21 MiB</w:t>
             </w:r>
           </w:p>
         </w:tc>
@@ -2499,7 +2499,7 @@
           </w:tcPr>
           <w:p>
             <w:r>
-              <w:t>743,635 B (0.71 MiB)</w:t>
+              <w:t>~0.71 MiB</w:t>
             </w:r>
           </w:p>
         </w:tc>
@@ -2561,7 +2561,7 @@
           </w:tcPr>
           <w:p>
             <w:r>
-              <w:t>121,291,115 B (115.67 MiB)</w:t>
+              <w:t>~115 MiB</w:t>
             </w:r>
           </w:p>
         </w:tc>
@@ -2679,6 +2679,14 @@
         <w:pStyle w:val="ListBullet"/>
       </w:pPr>
       <w:r>
+        <w:t>Cause Classification: OBSERVED (not INFERRED) — the NULL was present in the raw API snapshot at collection time. Post-opening administrative processing is a plausible explanation but has not been proven from source field data alone.</w:t>
+      </w:r>
+    </w:p>
+    <w:p>
+      <w:pPr>
+        <w:pStyle w:val="ListBullet"/>
+      </w:pPr>
+      <w:r>
         <w:t>Forensic Breakdown:</w:t>
       </w:r>
     </w:p>
@@ -2695,7 +2703,7 @@
         <w:pStyle w:val="ListBullet"/>
       </w:pPr>
       <w:r>
-        <w:t>Award method: Qualification review (qualification_review, 21 rows), lowest price (1 row), small-sum private contract (1 row), other (1 row).</w:t>
+        <w:t>Award method: Qualification review (21 rows), lowest price (1 row), small-sum private contract (1 row), other (1 row).</w:t>
       </w:r>
     </w:p>
     <w:p>
@@ -2703,15 +2711,7 @@
         <w:pStyle w:val="ListBullet"/>
       </w:pPr>
       <w:r>
-        <w:t>Cause: In the raw opening snapshot, post-opening qualification review scoring or administrative adjudication was still underway, leaving the final contract award amount unfinalized in this feed.</w:t>
-      </w:r>
-    </w:p>
-    <w:p>
-      <w:pPr>
-        <w:pStyle w:val="ListBullet"/>
-      </w:pPr>
-      <w:r>
-        <w:t>Imputation Policy (DO NOT IMPUTE): These 24 values are strictly preserved as NULL without synthetic imputation. The surrogate key award_outcome_id (AWD_&lt;32 hex&gt;) guarantees complete uniqueness across all rows regardless of amount nullability.</w:t>
+        <w:t>Imputation Policy (DO NOT IMPUTE): These 24 values are strictly preserved as NULL. The surrogate key award_outcome_id (AWD_&lt;32 hex&gt;) guarantees complete uniqueness regardless of amount nullability.</w:t>
       </w:r>
     </w:p>
     <w:p>
@@ -2724,7 +2724,7 @@
     </w:p>
     <w:p>
       <w:r>
-        <w:t>Due to monthly boundary effects, some submissions opened or contracts executed in August reference tenders issued in July or earlier:</w:t>
+        <w:t>Due to monthly boundary effects, some submissions opened or contracts executed in August reference tenders issued in July or earlier. These rows are not data-quality errors — they are labeled TEMPORAL_SCOPE_UNMATCHED to make the distinction explicit:</w:t>
       </w:r>
     </w:p>
     <w:p>
@@ -2732,7 +2732,7 @@
         <w:pStyle w:val="ListBullet"/>
       </w:pPr>
       <w:r>
-        <w:t>bidder_submissions: August notice linked 1,569,500 rows (74.46%), prior notice linked 538,448 rows (25.54%)</w:t>
+        <w:t>bidder_submissions: August notice linked 1,569,500 rows (74.46%), prior notice linked 538,448 rows (25.54%) [TEMPORAL_SCOPE_UNMATCHED]</w:t>
       </w:r>
     </w:p>
     <w:p>
@@ -2740,7 +2740,7 @@
         <w:pStyle w:val="ListBullet"/>
       </w:pPr>
       <w:r>
-        <w:t>award_outcomes: August notice linked 12,918 rows (74.61%), prior notice linked 4,397 rows (25.39%)</w:t>
+        <w:t>award_outcomes: August notice linked 12,918 rows (74.61%), prior notice linked 4,397 rows (25.39%) [TEMPORAL_SCOPE_UNMATCHED]</w:t>
       </w:r>
     </w:p>
     <w:p>
@@ -2748,7 +2748,7 @@
         <w:pStyle w:val="ListBullet"/>
       </w:pPr>
       <w:r>
-        <w:t>tender_contract_bridge: August notice linked 9,138 rows (22.46%), prior notice linked 31,539 rows (77.54%)</w:t>
+        <w:t>tender_contract_bridge: August notice linked 9,138 rows (22.46%), prior notice linked 31,539 rows (77.54%) [TEMPORAL_SCOPE_UNMATCHED]</w:t>
       </w:r>
     </w:p>
     <w:p>
@@ -2764,7 +2764,7 @@
         <w:pStyle w:val="Heading2"/>
       </w:pPr>
       <w:r>
-        <w:t>8.5 Privacy and Pseudonymization (Zero PII Guarantee)</w:t>
+        <w:t>8.5 Privacy Boundary &amp; Public Identity Policy</w:t>
       </w:r>
     </w:p>
     <w:p>
@@ -2772,7 +2772,7 @@
         <w:pStyle w:val="ListBullet"/>
       </w:pPr>
       <w:r>
-        <w:t>Raw 10-digit business registration numbers (bidprcCorpBizrno, fnlSucsfCorpBizrno, rprsntCorpBizrno), representative/CEO names, telephone numbers, email addresses, and detailed street addresses have been completely purged from all 7 curated tables.</w:t>
+        <w:t>Raw 10-digit business registration numbers (bidprcCorpBizrno, fnlSucsfCorpBizrno, rprsntCorpBizrno), representative/CEO names, telephone numbers, email addresses, and detailed street addresses have been completely purged from all 7 curated tables (verified by automated forbidden-column gate).</w:t>
       </w:r>
     </w:p>
     <w:p>
@@ -2780,7 +2780,143 @@
         <w:pStyle w:val="ListBullet"/>
       </w:pPr>
       <w:r>
-        <w:t>Supplier identities are preserved via HMAC-SHA256 pseudonymized supplier_id (SUP_&lt;32 hex&gt;) and masked registration numbers (123-45-*).</w:t>
+        <w:t>Public supplier identity is supplier_id only. The previous masked_biz_no column (e.g. 123-45-*) has been removed from publishable curated output as there is no demonstrated analytical requirement for it in the public release.</w:t>
+      </w:r>
+    </w:p>
+    <w:p>
+      <w:pPr>
+        <w:pStyle w:val="ListBullet"/>
+      </w:pPr>
+      <w:r>
+        <w:t>Company names (supplier_name_ko, contractor_name_ko, etc.) remain in curated tables as publicly available corporate trade names from KONEPS announcements. However, final privacy and licensing review is required before Kaggle publication.</w:t>
+      </w:r>
+    </w:p>
+    <w:p>
+      <w:pPr>
+        <w:pStyle w:val="ListBullet"/>
+      </w:pPr>
+      <w:r>
+        <w:t>Supplier identities are pseudonymized via HMAC-SHA256 to supplier_id (SUP_&lt;32 hex&gt;).</w:t>
+      </w:r>
+    </w:p>
+    <w:p>
+      <w:pPr>
+        <w:pStyle w:val="Heading2"/>
+      </w:pPr>
+      <w:r>
+        <w:t>8.6 Canonical Surrogate ID Serialization</w:t>
+      </w:r>
+    </w:p>
+    <w:p>
+      <w:pPr>
+        <w:pStyle w:val="ListBullet"/>
+      </w:pPr>
+      <w:r>
+        <w:t>Motivation: The previous pipe-delimiter (|) string concatenation had a theoretical field-boundary ambiguity risk.</w:t>
+      </w:r>
+    </w:p>
+    <w:p>
+      <w:pPr>
+        <w:pStyle w:val="ListBullet"/>
+      </w:pPr>
+      <w:r>
+        <w:t>Current approach (CURATED_SCHEMA_VERSION = "1.1.0"): Structured canonical JSON serialization (entity, version, explicit field names, explicit NULL sentinel "__NULL__", sorted keys) guarantees that the same semantic row always produces the same ID regardless of input ordering.</w:t>
+      </w:r>
+    </w:p>
+    <w:p>
+      <w:pPr>
+        <w:pStyle w:val="ListBullet"/>
+      </w:pPr>
+      <w:r>
+        <w:t>Shuffle-invariance regression tests: Verified automatically in tests/test_curate_hardening.py — shuffling input row order must not change the resulting ID set.</w:t>
+      </w:r>
+    </w:p>
+    <w:p>
+      <w:pPr>
+        <w:pStyle w:val="Heading2"/>
+      </w:pPr>
+      <w:r>
+        <w:t>8.7 Dimension Snapshot Statistics (Explicit Namespacing)</w:t>
+      </w:r>
+    </w:p>
+    <w:p>
+      <w:pPr>
+        <w:pStyle w:val="ListBullet"/>
+      </w:pPr>
+      <w:r>
+        <w:t>Aggregate statistics in 05_suppliers (e.g. total_bids_in_scope) are time-window snapshots, not stable entity identity attributes.</w:t>
+      </w:r>
+    </w:p>
+    <w:p>
+      <w:pPr>
+        <w:pStyle w:val="ListBullet"/>
+      </w:pPr>
+      <w:r>
+        <w:t>All such columns now carry the snapshot_ prefix: snapshot_total_bids_in_scope, snapshot_total_wins_in_scope, snapshot_total_contracts_in_scope, snapshot_total_contract_amount_krw.</w:t>
+      </w:r>
+    </w:p>
+    <w:p>
+      <w:pPr>
+        <w:pStyle w:val="ListBullet"/>
+      </w:pPr>
+      <w:r>
+        <w:t>These columns must NOT be used directly as leak-free historical ML features.</w:t>
+      </w:r>
+    </w:p>
+    <w:p>
+      <w:pPr>
+        <w:pStyle w:val="Heading2"/>
+      </w:pPr>
+      <w:r>
+        <w:t>8.8 Deterministic Name Resolution</w:t>
+      </w:r>
+    </w:p>
+    <w:p>
+      <w:pPr>
+        <w:pStyle w:val="ListBullet"/>
+      </w:pPr>
+      <w:r>
+        <w:t>When multiple names are observed for the same business registration number across feeds, the most-frequent normalized name with lexicographic tie-break policy is applied deterministically.</w:t>
+      </w:r>
+    </w:p>
+    <w:p>
+      <w:pPr>
+        <w:pStyle w:val="ListBullet"/>
+      </w:pPr>
+      <w:r>
+        <w:t>Name conflict counts are recorded as aggregate metrics only (name_conflict_count); no per-record examples are included in public metrics.</w:t>
+      </w:r>
+    </w:p>
+    <w:p>
+      <w:pPr>
+        <w:pStyle w:val="Heading2"/>
+      </w:pPr>
+      <w:r>
+        <w:t>8.9 Collector Error Sanitization</w:t>
+      </w:r>
+    </w:p>
+    <w:p>
+      <w:pPr>
+        <w:pStyle w:val="ListBullet"/>
+      </w:pPr>
+      <w:r>
+        <w:t>The error field in attempt summary receipts stores only the exception class name (e.g. "ValueError", "RuntimeError").</w:t>
+      </w:r>
+    </w:p>
+    <w:p>
+      <w:pPr>
+        <w:pStyle w:val="ListBullet"/>
+      </w:pPr>
+      <w:r>
+        <w:t>Full exception messages — which may contain service keys, request URLs, query parameters, or server response bodies — are never written to page_receipts JSONL.</w:t>
+      </w:r>
+    </w:p>
+    <w:p>
+      <w:pPr>
+        <w:pStyle w:val="ListBullet"/>
+      </w:pPr>
+      <w:r>
+        <w:t>Regression test tests/test_curate_hardening.py::TestSanitizedExceptionReceipts verifies that a fake secret embedded in an exception message never appears in receipt files.</w:t>
       </w:r>
     </w:p>
     <w:sectPr>
